--- a/modelos/isenção_ir.docx
+++ b/modelos/isenção_ir.docx
@@ -1,6 +1,6 @@
 
 <file path=word/document.xml><?xml version="1.0" encoding="utf-8"?>
-<w:document xmlns:wpc="http://schemas.microsoft.com/office/word/2010/wordprocessingCanvas" xmlns:cx="http://schemas.microsoft.com/office/drawing/2014/chartex" xmlns:mc="http://schemas.openxmlformats.org/markup-compatibility/2006" xmlns:o="urn:schemas-microsoft-com:office:office" xmlns:r="http://schemas.openxmlformats.org/officeDocument/2006/relationships" xmlns:m="http://schemas.openxmlformats.org/officeDocument/2006/math" xmlns:v="urn:schemas-microsoft-com:vml" xmlns:wp14="http://schemas.microsoft.com/office/word/2010/wordprocessingDrawing" xmlns:wp="http://schemas.openxmlformats.org/drawingml/2006/wordprocessingDrawing" xmlns:w10="urn:schemas-microsoft-com:office:word" xmlns:w="http://schemas.openxmlformats.org/wordprocessingml/2006/main" xmlns:w14="http://schemas.microsoft.com/office/word/2010/wordml" xmlns:w15="http://schemas.microsoft.com/office/word/2012/wordml" xmlns:w16se="http://schemas.microsoft.com/office/word/2015/wordml/symex" xmlns:wpg="http://schemas.microsoft.com/office/word/2010/wordprocessingGroup" xmlns:wpi="http://schemas.microsoft.com/office/word/2010/wordprocessingInk" xmlns:wne="http://schemas.microsoft.com/office/word/2006/wordml" xmlns:wps="http://schemas.microsoft.com/office/word/2010/wordprocessingShape" mc:Ignorable="w14 w15 w16se wp14">
+<w:document xmlns:wpc="http://schemas.microsoft.com/office/word/2010/wordprocessingCanvas" xmlns:cx="http://schemas.microsoft.com/office/drawing/2014/chartex" xmlns:cx1="http://schemas.microsoft.com/office/drawing/2015/9/8/chartex" xmlns:cx2="http://schemas.microsoft.com/office/drawing/2015/10/21/chartex" xmlns:cx3="http://schemas.microsoft.com/office/drawing/2016/5/9/chartex" xmlns:cx4="http://schemas.microsoft.com/office/drawing/2016/5/10/chartex" xmlns:cx5="http://schemas.microsoft.com/office/drawing/2016/5/11/chartex" xmlns:cx6="http://schemas.microsoft.com/office/drawing/2016/5/12/chartex" xmlns:cx7="http://schemas.microsoft.com/office/drawing/2016/5/13/chartex" xmlns:cx8="http://schemas.microsoft.com/office/drawing/2016/5/14/chartex" xmlns:mc="http://schemas.openxmlformats.org/markup-compatibility/2006" xmlns:aink="http://schemas.microsoft.com/office/drawing/2016/ink" xmlns:am3d="http://schemas.microsoft.com/office/drawing/2017/model3d" xmlns:o="urn:schemas-microsoft-com:office:office" xmlns:oel="http://schemas.microsoft.com/office/2019/extlst" xmlns:r="http://schemas.openxmlformats.org/officeDocument/2006/relationships" xmlns:m="http://schemas.openxmlformats.org/officeDocument/2006/math" xmlns:v="urn:schemas-microsoft-com:vml" xmlns:wp14="http://schemas.microsoft.com/office/word/2010/wordprocessingDrawing" xmlns:wp="http://schemas.openxmlformats.org/drawingml/2006/wordprocessingDrawing" xmlns:w10="urn:schemas-microsoft-com:office:word" xmlns:w="http://schemas.openxmlformats.org/wordprocessingml/2006/main" xmlns:w14="http://schemas.microsoft.com/office/word/2010/wordml" xmlns:w15="http://schemas.microsoft.com/office/word/2012/wordml" xmlns:w16cex="http://schemas.microsoft.com/office/word/2018/wordml/cex" xmlns:w16cid="http://schemas.microsoft.com/office/word/2016/wordml/cid" xmlns:w16="http://schemas.microsoft.com/office/word/2018/wordml" xmlns:w16du="http://schemas.microsoft.com/office/word/2023/wordml/word16du" xmlns:w16sdtdh="http://schemas.microsoft.com/office/word/2020/wordml/sdtdatahash" xmlns:w16sdtfl="http://schemas.microsoft.com/office/word/2024/wordml/sdtformatlock" xmlns:w16se="http://schemas.microsoft.com/office/word/2015/wordml/symex" xmlns:wpg="http://schemas.microsoft.com/office/word/2010/wordprocessingGroup" xmlns:wpi="http://schemas.microsoft.com/office/word/2010/wordprocessingInk" xmlns:wne="http://schemas.microsoft.com/office/word/2006/wordml" xmlns:wps="http://schemas.microsoft.com/office/word/2010/wordprocessingShape" mc:Ignorable="w14 w15 w16se w16cid w16 w16cex w16sdtdh w16sdtfl w16du wp14">
   <w:body>
     <w:p>
       <w:pPr>
@@ -17,7 +17,7 @@
           <w:lang w:val="pt-BR" w:eastAsia="pt-BR"/>
         </w:rPr>
         <w:drawing>
-          <wp:inline distT="0" distB="0" distL="0" distR="0">
+          <wp:inline distT="0" distB="0" distL="0" distR="0" wp14:anchorId="6B3AD0EC" wp14:editId="4A6DDEA7">
             <wp:extent cx="1736908" cy="1707642"/>
             <wp:effectExtent l="0" t="0" r="0" b="0"/>
             <wp:docPr id="1" name="Image 1"/>
@@ -284,16 +284,7 @@
           <w:color w:val="FF0000"/>
           <w:spacing w:val="-9"/>
         </w:rPr>
-        <w:t xml:space="preserve"> {{complemento2}}, bairro {{bairro}}, na cidade {{cidade}}/</w:t>
-      </w:r>
-      <w:bookmarkStart w:id="0" w:name="_GoBack"/>
-      <w:bookmarkEnd w:id="0"/>
-      <w:r>
-        <w:rPr>
-          <w:color w:val="FF0000"/>
-          <w:spacing w:val="-9"/>
-        </w:rPr>
-        <w:t>{{ESTADO}}</w:t>
+        <w:t xml:space="preserve"> {{complemento2}}, bairro {{bairro}}, na cidade {{cidade}}/{{ESTADO}}</w:t>
       </w:r>
       <w:r>
         <w:rPr>
@@ -523,7 +514,7 @@
         <mc:AlternateContent>
           <mc:Choice Requires="wps">
             <w:drawing>
-              <wp:anchor distT="0" distB="0" distL="0" distR="0" simplePos="0" relativeHeight="487587840" behindDoc="1" locked="0" layoutInCell="1" allowOverlap="1">
+              <wp:anchor distT="0" distB="0" distL="0" distR="0" simplePos="0" relativeHeight="487587840" behindDoc="1" locked="0" layoutInCell="1" allowOverlap="1" wp14:anchorId="74037C50" wp14:editId="44C50C7D">
                 <wp:simplePos x="0" y="0"/>
                 <wp:positionH relativeFrom="page">
                   <wp:posOffset>1978023</wp:posOffset>
@@ -587,7 +578,7 @@
           </mc:Choice>
           <mc:Fallback>
             <w:pict>
-              <v:shape w14:anchorId="5859B3AE" id="Graphic 2" o:spid="_x0000_s1026" style="position:absolute;margin-left:155.75pt;margin-top:16.6pt;width:283.8pt;height:.1pt;z-index:-15728640;visibility:visible;mso-wrap-style:square;mso-wrap-distance-left:0;mso-wrap-distance-top:0;mso-wrap-distance-right:0;mso-wrap-distance-bottom:0;mso-position-horizontal:absolute;mso-position-horizontal-relative:page;mso-position-vertical:absolute;mso-position-vertical-relative:text;v-text-anchor:top" coordsize="3604260,1270" o:gfxdata="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" path="m,l3603977,e" filled="f" strokecolor="#202020" strokeweight=".91pt">
+              <v:shape w14:anchorId="31295FA0" id="Graphic 2" o:spid="_x0000_s1026" style="position:absolute;margin-left:155.75pt;margin-top:16.6pt;width:283.8pt;height:.1pt;z-index:-15728640;visibility:visible;mso-wrap-style:square;mso-wrap-distance-left:0;mso-wrap-distance-top:0;mso-wrap-distance-right:0;mso-wrap-distance-bottom:0;mso-position-horizontal:absolute;mso-position-horizontal-relative:page;mso-position-vertical:absolute;mso-position-vertical-relative:text;v-text-anchor:top" coordsize="3604260,1270" o:gfxdata="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" path="m,l3603977,e" filled="f" strokecolor="#202020" strokeweight=".91pt">
                 <v:path arrowok="t"/>
                 <w10:wrap type="topAndBottom" anchorx="page"/>
               </v:shape>
@@ -612,7 +603,23 @@
           <w:color w:val="212121"/>
           <w:sz w:val="20"/>
         </w:rPr>
-        <w:t>{{Nome}}</w:t>
+        <w:t>{{</w:t>
+      </w:r>
+      <w:r>
+        <w:rPr>
+          <w:b/>
+          <w:color w:val="FF0000"/>
+          <w:spacing w:val="-9"/>
+        </w:rPr>
+        <w:t>Nome</w:t>
+      </w:r>
+      <w:r>
+        <w:rPr>
+          <w:b/>
+          <w:color w:val="212121"/>
+          <w:sz w:val="20"/>
+        </w:rPr>
+        <w:t>}}</w:t>
       </w:r>
     </w:p>
     <w:p>
@@ -1768,7 +1775,7 @@
 </file>
 
 <file path=word/styles.xml><?xml version="1.0" encoding="utf-8"?>
-<w:styles xmlns:mc="http://schemas.openxmlformats.org/markup-compatibility/2006" xmlns:r="http://schemas.openxmlformats.org/officeDocument/2006/relationships" xmlns:w="http://schemas.openxmlformats.org/wordprocessingml/2006/main" xmlns:w14="http://schemas.microsoft.com/office/word/2010/wordml" xmlns:w15="http://schemas.microsoft.com/office/word/2012/wordml" xmlns:w16se="http://schemas.microsoft.com/office/word/2015/wordml/symex" mc:Ignorable="w14 w15 w16se">
+<w:styles xmlns:mc="http://schemas.openxmlformats.org/markup-compatibility/2006" xmlns:r="http://schemas.openxmlformats.org/officeDocument/2006/relationships" xmlns:w="http://schemas.openxmlformats.org/wordprocessingml/2006/main" xmlns:w14="http://schemas.microsoft.com/office/word/2010/wordml" xmlns:w15="http://schemas.microsoft.com/office/word/2012/wordml" xmlns:w16cex="http://schemas.microsoft.com/office/word/2018/wordml/cex" xmlns:w16cid="http://schemas.microsoft.com/office/word/2016/wordml/cid" xmlns:w16="http://schemas.microsoft.com/office/word/2018/wordml" xmlns:w16du="http://schemas.microsoft.com/office/word/2023/wordml/word16du" xmlns:w16sdtdh="http://schemas.microsoft.com/office/word/2020/wordml/sdtdatahash" xmlns:w16sdtfl="http://schemas.microsoft.com/office/word/2024/wordml/sdtformatlock" xmlns:w16se="http://schemas.microsoft.com/office/word/2015/wordml/symex" mc:Ignorable="w14 w15 w16se w16cid w16 w16cex w16sdtdh w16sdtfl w16du">
   <w:docDefaults>
     <w:rPrDefault>
       <w:rPr>
@@ -1786,7 +1793,7 @@
       </w:pPr>
     </w:pPrDefault>
   </w:docDefaults>
-  <w:latentStyles w:defLockedState="0" w:defUIPriority="99" w:defSemiHidden="0" w:defUnhideWhenUsed="0" w:defQFormat="0" w:count="371">
+  <w:latentStyles w:defLockedState="0" w:defUIPriority="99" w:defSemiHidden="0" w:defUnhideWhenUsed="0" w:defQFormat="0" w:count="376">
     <w:lsdException w:name="Normal" w:uiPriority="0" w:qFormat="1"/>
     <w:lsdException w:name="heading 1" w:uiPriority="9" w:qFormat="1"/>
     <w:lsdException w:name="heading 2" w:semiHidden="1" w:uiPriority="9" w:unhideWhenUsed="1" w:qFormat="1"/>
@@ -2158,6 +2165,11 @@
     <w:lsdException w:name="List Table 5 Dark Accent 6" w:uiPriority="50"/>
     <w:lsdException w:name="List Table 6 Colorful Accent 6" w:uiPriority="51"/>
     <w:lsdException w:name="List Table 7 Colorful Accent 6" w:uiPriority="52"/>
+    <w:lsdException w:name="Mention" w:semiHidden="1" w:unhideWhenUsed="1"/>
+    <w:lsdException w:name="Smart Hyperlink" w:semiHidden="1" w:unhideWhenUsed="1"/>
+    <w:lsdException w:name="Hashtag" w:semiHidden="1" w:unhideWhenUsed="1"/>
+    <w:lsdException w:name="Unresolved Mention" w:semiHidden="1" w:unhideWhenUsed="1"/>
+    <w:lsdException w:name="Smart Link" w:semiHidden="1" w:unhideWhenUsed="1"/>
   </w:latentStyles>
   <w:style w:type="paragraph" w:default="1" w:styleId="Normal">
     <w:name w:val="Normal"/>
